--- a/rapports/16_02_2026/EL_MOUSTAPHA/coh_EQ17_sup_042102000023.docx
+++ b/rapports/16_02_2026/EL_MOUSTAPHA/coh_EQ17_sup_042102000023.docx
@@ -25,7 +25,7 @@
         <w:br/>
         <w:t>Grappe: 042102000023</w:t>
         <w:br/>
-        <w:t>Date: 16/02/2026 a 12:40</w:t>
+        <w:t>Date: 16/02/2026 a 12:58</w:t>
       </w:r>
     </w:p>
     <w:p/>

--- a/rapports/16_02_2026/EL_MOUSTAPHA/coh_EQ17_sup_042102000023.docx
+++ b/rapports/16_02_2026/EL_MOUSTAPHA/coh_EQ17_sup_042102000023.docx
@@ -25,7 +25,7 @@
         <w:br/>
         <w:t>Grappe: 042102000023</w:t>
         <w:br/>
-        <w:t>Date: 16/02/2026 a 12:58</w:t>
+        <w:t>Date: 16/02/2026 a 13:04</w:t>
       </w:r>
     </w:p>
     <w:p/>
@@ -327,6 +327,38 @@
           </w:tcPr>
           <w:p>
             <w:r>
+              <w:t>Section0</w:t>
+            </w:r>
+          </w:p>
+        </w:tc>
+        <w:tc>
+          <w:tcPr>
+            <w:tcW w:type="dxa" w:w="3324"/>
+          </w:tcPr>
+          <w:p>
+            <w:r>
+              <w:t>Identification et renseignements de controle</w:t>
+            </w:r>
+          </w:p>
+        </w:tc>
+        <w:tc>
+          <w:tcPr>
+            <w:tcW w:type="dxa" w:w="3324"/>
+          </w:tcPr>
+          <w:p>
+            <w:r>
+              <w:t>10</w:t>
+            </w:r>
+          </w:p>
+        </w:tc>
+      </w:tr>
+      <w:tr>
+        <w:tc>
+          <w:tcPr>
+            <w:tcW w:type="dxa" w:w="3324"/>
+          </w:tcPr>
+          <w:p>
+            <w:r>
               <w:t>Section1</w:t>
             </w:r>
           </w:p>
@@ -391,6 +423,70 @@
           </w:tcPr>
           <w:p>
             <w:r>
+              <w:t>Section12</w:t>
+            </w:r>
+          </w:p>
+        </w:tc>
+        <w:tc>
+          <w:tcPr>
+            <w:tcW w:type="dxa" w:w="3324"/>
+          </w:tcPr>
+          <w:p>
+            <w:r>
+              <w:t>Actifs du menage</w:t>
+            </w:r>
+          </w:p>
+        </w:tc>
+        <w:tc>
+          <w:tcPr>
+            <w:tcW w:type="dxa" w:w="3324"/>
+          </w:tcPr>
+          <w:p>
+            <w:r>
+              <w:t>7</w:t>
+            </w:r>
+          </w:p>
+        </w:tc>
+      </w:tr>
+      <w:tr>
+        <w:tc>
+          <w:tcPr>
+            <w:tcW w:type="dxa" w:w="3324"/>
+          </w:tcPr>
+          <w:p>
+            <w:r>
+              <w:t>Section19</w:t>
+            </w:r>
+          </w:p>
+        </w:tc>
+        <w:tc>
+          <w:tcPr>
+            <w:tcW w:type="dxa" w:w="3324"/>
+          </w:tcPr>
+          <w:p>
+            <w:r>
+              <w:t>Equipements agricoles</w:t>
+            </w:r>
+          </w:p>
+        </w:tc>
+        <w:tc>
+          <w:tcPr>
+            <w:tcW w:type="dxa" w:w="3324"/>
+          </w:tcPr>
+          <w:p>
+            <w:r>
+              <w:t>7</w:t>
+            </w:r>
+          </w:p>
+        </w:tc>
+      </w:tr>
+      <w:tr>
+        <w:tc>
+          <w:tcPr>
+            <w:tcW w:type="dxa" w:w="3324"/>
+          </w:tcPr>
+          <w:p>
+            <w:r>
               <w:t>Section3</w:t>
             </w:r>
           </w:p>
@@ -402,102 +498,6 @@
           <w:p>
             <w:r>
               <w:t>Sante</w:t>
-            </w:r>
-          </w:p>
-        </w:tc>
-        <w:tc>
-          <w:tcPr>
-            <w:tcW w:type="dxa" w:w="3324"/>
-          </w:tcPr>
-          <w:p>
-            <w:r>
-              <w:t>6</w:t>
-            </w:r>
-          </w:p>
-        </w:tc>
-      </w:tr>
-      <w:tr>
-        <w:tc>
-          <w:tcPr>
-            <w:tcW w:type="dxa" w:w="3324"/>
-          </w:tcPr>
-          <w:p>
-            <w:r>
-              <w:t>Section4a</w:t>
-            </w:r>
-          </w:p>
-        </w:tc>
-        <w:tc>
-          <w:tcPr>
-            <w:tcW w:type="dxa" w:w="3324"/>
-          </w:tcPr>
-          <w:p>
-            <w:r>
-              <w:t>Emploi</w:t>
-            </w:r>
-          </w:p>
-        </w:tc>
-        <w:tc>
-          <w:tcPr>
-            <w:tcW w:type="dxa" w:w="3324"/>
-          </w:tcPr>
-          <w:p>
-            <w:r>
-              <w:t>6</w:t>
-            </w:r>
-          </w:p>
-        </w:tc>
-      </w:tr>
-      <w:tr>
-        <w:tc>
-          <w:tcPr>
-            <w:tcW w:type="dxa" w:w="3324"/>
-          </w:tcPr>
-          <w:p>
-            <w:r>
-              <w:t>Section4c</w:t>
-            </w:r>
-          </w:p>
-        </w:tc>
-        <w:tc>
-          <w:tcPr>
-            <w:tcW w:type="dxa" w:w="3324"/>
-          </w:tcPr>
-          <w:p>
-            <w:r>
-              <w:t>Emploi - Activite secondaire</w:t>
-            </w:r>
-          </w:p>
-        </w:tc>
-        <w:tc>
-          <w:tcPr>
-            <w:tcW w:type="dxa" w:w="3324"/>
-          </w:tcPr>
-          <w:p>
-            <w:r>
-              <w:t>6</w:t>
-            </w:r>
-          </w:p>
-        </w:tc>
-      </w:tr>
-      <w:tr>
-        <w:tc>
-          <w:tcPr>
-            <w:tcW w:type="dxa" w:w="3324"/>
-          </w:tcPr>
-          <w:p>
-            <w:r>
-              <w:t>Section9b</w:t>
-            </w:r>
-          </w:p>
-        </w:tc>
-        <w:tc>
-          <w:tcPr>
-            <w:tcW w:type="dxa" w:w="3324"/>
-          </w:tcPr>
-          <w:p>
-            <w:r>
-              <w:t>Depenses non-alimentaires - 7 jours</w:t>
             </w:r>
           </w:p>
         </w:tc>
@@ -839,27 +839,6 @@
           <w:color w:val="4672C4"/>
           <w:sz w:val="22"/>
         </w:rPr>
-        <w:t>&gt;&gt; Section0 - Identification et renseignements de controle</w:t>
-      </w:r>
-    </w:p>
-    <w:p>
-      <w:pPr>
-        <w:ind w:left="283"/>
-      </w:pPr>
-      <w:r>
-        <w:rPr>
-          <w:sz w:val="20"/>
-        </w:rPr>
-        <w:t>- Vous avez declaré que le questionnaire est complètement fini mais le questionnaire est en statut partiel, prière de mettre le questionnaire en statut complet s'il est fini.</w:t>
-      </w:r>
-    </w:p>
-    <w:p>
-      <w:r>
-        <w:rPr>
-          <w:b/>
-          <w:color w:val="4672C4"/>
-          <w:sz w:val="22"/>
-        </w:rPr>
         <w:t>&gt;&gt; Section2 - Education</w:t>
       </w:r>
     </w:p>
@@ -915,7 +894,7 @@
         <w:rPr>
           <w:sz w:val="20"/>
         </w:rPr>
-        <w:t>- Avertissement!!! Le ménage a consommé 7 Paquet Petit de Thé en sachet, cette quantité semble anormale pour une consommation des 7 derniers jours.Prière de corriger ou de confirmer avec le QG. Avertissement!! le prix unitaire (100 Fcfa) de Thé en sachet (unité: Paquet) de taille Petit est très faible ou élevé. Prière de corriger ou de confirmer avec le QG.</w:t>
+        <w:t>- Attention ! Le prix unitaire d'achat (1500 Fcfa) de Lait en poudre en Kg (taille unique) est relativement faible par rapport aux autres prix observés dans cette zone. Prière de corriger ou de confirmer avec le QG. Attention ! Le prix unitaire d'achat (16.66667 Fcfa) de Café en poudre soluble en Sachets industriel (Petit) est relativement faible par rapport aux autres prix observés dans cette zone. Prière de corriger ou de confirmer avec le QG. Attention ! Le prix unitaire d'achat (600 Fcfa) de Banane douce en Kg (taille unique) est relativement faible par rapport aux autres prix observés dans cette zone. Prière de corriger ou de confirmer avec le QG. Avertissement!!! Le ménage a consommé 7 Paquet Petit de Thé en sachet, cette quantité semble anormale pour une consommation des 7 derniers jours.Prière de corriger ou de confirmer avec le QG. Avertissement!! le prix unitaire (100 Fcfa) de Thé en sachet (unité: Paquet) de taille Petit est très faible ou élevé. Prière de corriger ou de confirmer avec le QG.</w:t>
       </w:r>
     </w:p>
     <w:p>
@@ -958,6 +937,27 @@
           <w:sz w:val="20"/>
         </w:rPr>
         <w:t>- Avertissement!!! Le ménage de MAMADOU SOW a comme taille 3 personnes dont ils vivent à SAINT-LOUIS Urbain et aucune d'entre ne possède une entreprise non agricole, prière de revoir cette partie de la section 10 de ce menage.</w:t>
+      </w:r>
+    </w:p>
+    <w:p>
+      <w:r>
+        <w:rPr>
+          <w:b/>
+          <w:color w:val="4672C4"/>
+          <w:sz w:val="22"/>
+        </w:rPr>
+        <w:t>&gt;&gt; Section12 - Actifs du menage</w:t>
+      </w:r>
+    </w:p>
+    <w:p>
+      <w:pPr>
+        <w:ind w:left="283"/>
+      </w:pPr>
+      <w:r>
+        <w:rPr>
+          <w:sz w:val="20"/>
+        </w:rPr>
+        <w:t>- Attention ! Antenne parabolique / décodeur a été achété à 25000 Fcfa est relativement élevé par rapport aux autres prix d'achat observés dans cette zone. Prière de corriger ou de confirmer avec le QG.</w:t>
       </w:r>
     </w:p>
     <w:p>
@@ -1324,6 +1324,27 @@
           <w:color w:val="4672C4"/>
           <w:sz w:val="22"/>
         </w:rPr>
+        <w:t>&gt;&gt; Section0 - Identification et renseignements de controle</w:t>
+      </w:r>
+    </w:p>
+    <w:p>
+      <w:pPr>
+        <w:ind w:left="283"/>
+      </w:pPr>
+      <w:r>
+        <w:rPr>
+          <w:sz w:val="20"/>
+        </w:rPr>
+        <w:t>- Le questionnaire semble ne pas être complètement fini mais le questionnaire est en statut complet, prière de compléter le questionnaire.</w:t>
+      </w:r>
+    </w:p>
+    <w:p>
+      <w:r>
+        <w:rPr>
+          <w:b/>
+          <w:color w:val="4672C4"/>
+          <w:sz w:val="22"/>
+        </w:rPr>
         <w:t>&gt;&gt; Section1 - Caracteristiques des membres</w:t>
       </w:r>
     </w:p>
@@ -1368,7 +1389,7 @@
         <w:br/>
         <w:t xml:space="preserve">- Dans les milieux urbains c'est peu probable de voir une école dont les élèves ou étudiants ne dépensent pas en frais d'uniformes, prière de verifier pour RAMATOULAYE THIAM et corriger ou confirmer avec le QG. Le montant des autres depenses pour l'année scolaire de RAMATOULAYE THIAM est faible ou élevé. veuillez, s'il vous plait, confirmer ces informations avec le QG ou apporter les corrections nécessaires. </w:t>
         <w:br/>
-        <w:t xml:space="preserve">- Le montant des frais pour les cahiers et autres matériels scolaires pour l'année scolaire de ALASSANE THIAM est de 0 FCFA, ALASSANE THIAM a fait comment pour payer ces cahiers et autres matériels scolaires (SAC, stylo, craie, ardoise, crayon...) ? prière de corriger. Dans les milieux urbains c'est peu probable de voir une école dont les élèves ou étudiants ne dépensent pas en frais d'uniformes, prière de verifier pour ALASSANE THIAM et corriger ou confirmer avec le QG. Le montant des autres depenses pour l'année scolaire de ALASSANE THIAM est faible ou élevé. veuillez, s'il vous plait, confirmer ces informations avec le QG ou apporter les corrections nécessaires. </w:t>
+        <w:t xml:space="preserve">- Le montant des frais pour les cahiers et autres matériels scolaires pour l'année scolaire de ALASSANE THIAM est de 0 FCFA, ALASSANE THIAM a fait comment pour payer ces cahiers et autres matériels scolaires (SAC, stylo, craie, ardoise, crayon...) ? prière de corriger. Dans les milieux urbains c'est peu probable de voir une école dont les élèves ou étudiants ne dépensent pas en frais d'uniformes, prière de verifier pour ALASSANE THIAM et corriger ou confirmer avec le QG. Le montant des autres depenses pour l'année scolaire de ALASSANE THIAM est faible ou élevé. veuillez, s'il vous plait, confirmer ces informations avec le QG ou apporter les corrections nécessaires. Attention ! Le frais de scolarité (50000 Fcfa) de ALASSANE THIAM en 3ème année de Supérieur est relativement élevé par rapport aux autres frais de scolarités observés dans cette zone. Prière de corriger ou de confirmer avec le QG. </w:t>
         <w:br/>
         <w:t xml:space="preserve">- Peu probable! HAROUNA THIAM  n'arrive pas  à comprendre un petit texte lu dans une langue locale (s02q03). Veuillez corriger ou donner des explications au QG. Peu probable! HAROUNA THIAM  ne sait ni lire, ni écrire, ni comprendre dans aucune des langues  (s02q01,s02q02,s02q03). Veuillez corriger ou donner des explications au QG. </w:t>
         <w:br/>
@@ -1486,7 +1507,7 @@
         <w:rPr>
           <w:sz w:val="20"/>
         </w:rPr>
-        <w:t>- Attention ! Le prix unitaire d'achat (25 Fcfa) de Poivre en Sachets (Petit) est relativement faible par rapport aux autres prix observés dans cette zone. Prière de corriger ou de confirmer avec le QG. Attention ! Le prix unitaire d'achat (25 Fcfa) de Soumbala (moutarde africaine) en Sachets (Petit) est relativement faible par rapport aux autres prix observés dans cette zone. Prière de corriger ou de confirmer avec le QG. Attention ! Le prix unitaire d'achat (50 Fcfa) de Carotte en Pièce (Petit) est relativement faible par rapport aux autres prix observés dans cette zone. Prière de corriger ou de confirmer avec le QG. Avertissement!! La quantité (7 litre) du produit Huile de palme raffinée consommée  par le ménage semble très élevé, prière de corriger ou confirmer avec le QG. Avertissement!!! Le ménage a consommé 14 Paquet Petit de Thé en sachet, cette quantité semble anormale pour une consommation des 7 derniers jours.Prière de corriger ou de confirmer avec le QG. Avertissement!! le prix unitaire (100 Fcfa) de Thé en sachet (unité: Paquet) de taille Petit est très faible ou élevé. Prière de corriger ou de confirmer avec le QG. Le ménage a consommé 25.5 Sac (50 Kg) taille unique de Riz local fumé (malo-woussou), cette quantité semble anormale pour une consommation des 7 derniers jours. prière de verifier et corriger ou confirmer avec le QG. Le prix d'achat unitaire (150 Fcfa) de Pomme de terre en Kg de taille  taille unique  est très faible, prière de regarder les reponses prises dans les questions s07bq07a s07bq07b s07bq07c s07bq08 pour mieux corriger. Attention ! Le prix unitaire d'achat (150 Fcfa) de Pomme de terre en Kg (taille unique) est relativement faible par rapport aux autres prix observés dans cette zone. Prière de corriger ou de confirmer avec le QG.</w:t>
+        <w:t>- Attention ! Le prix unitaire d'achat (1500 Fcfa) de Lait en poudre en Kg (taille unique) est relativement faible par rapport aux autres prix observés dans cette zone. Prière de corriger ou de confirmer avec le QG. Attention ! Le prix unitaire d'achat (25 Fcfa) de Poivre en Sachets (Petit) est relativement faible par rapport aux autres prix observés dans cette zone. Prière de corriger ou de confirmer avec le QG. Attention ! Le prix unitaire d'achat (25 Fcfa) de Soumbala (moutarde africaine) en Sachets (Petit) est relativement faible par rapport aux autres prix observés dans cette zone. Prière de corriger ou de confirmer avec le QG. Attention ! Le prix unitaire d'achat (50 Fcfa) de Poivron frais en Tas (Petit) est relativement faible par rapport aux autres prix observés dans cette zone. Prière de corriger ou de confirmer avec le QG. Attention ! Le prix unitaire d'achat (750 Fcfa) de Banane douce en Kg (taille unique) est relativement faible par rapport aux autres prix observés dans cette zone. Prière de corriger ou de confirmer avec le QG. Avertissement!! La quantité (7 litre) du produit Huile de palme raffinée consommée  par le ménage semble très élevé, prière de corriger ou confirmer avec le QG. Avertissement!!! Le ménage a consommé 14 Paquet Petit de Thé en sachet, cette quantité semble anormale pour une consommation des 7 derniers jours.Prière de corriger ou de confirmer avec le QG. Avertissement!! le prix unitaire (100 Fcfa) de Thé en sachet (unité: Paquet) de taille Petit est très faible ou élevé. Prière de corriger ou de confirmer avec le QG. Le ménage a consommé 25.5 Sac (50 Kg) taille unique de Riz local fumé (malo-woussou), cette quantité semble anormale pour une consommation des 7 derniers jours. prière de verifier et corriger ou confirmer avec le QG. Le prix d'achat unitaire (150 Fcfa) de Pomme de terre en Kg de taille  taille unique  est très faible, prière de regarder les reponses prises dans les questions s07bq07a s07bq07b s07bq07c s07bq08 pour mieux corriger. Attention ! Le prix unitaire d'achat (150 Fcfa) de Pomme de terre en Kg (taille unique) est relativement faible par rapport aux autres prix observés dans cette zone. Prière de corriger ou de confirmer avec le QG.</w:t>
       </w:r>
     </w:p>
     <w:p>
@@ -1534,7 +1555,7 @@
         <w:rPr>
           <w:sz w:val="20"/>
         </w:rPr>
-        <w:t xml:space="preserve">- Avertissement!!! Le prix d'achat (300000) de l'article  Lit est inférieur aux prix de revente (400000)  avec l'âge du bien atteignant 3 ans. Prière de vérifier ou confirmer avec l'enquêté et mettre les bonnes valeurs après verification, s'il le faut. </w:t>
+        <w:t xml:space="preserve">- Avertissement!!! Le prix d'achat (300000) de l'article  Lit est inférieur aux prix de revente (400000)  avec l'âge du bien atteignant 3 ans. Prière de vérifier ou confirmer avec l'enquêté et mettre les bonnes valeurs après verification, s'il le faut. Attention ! Lit a été revendu à 400000 Fcfa qui est relativement élevé par rapport aux autres prix de revente observés dans cette zone. Prière de corriger ou de confirmer avec le QG. </w:t>
         <w:br/>
         <w:t>- Le nombre d'article ( Téléphone portable)  dans ce ménages est élevé (13), prière de corriger ou confirmer avec le QG. Attention ! Téléphone portable a été achété à 180000 Fcfa est relativement élevé par rapport aux autres prix d'achat observés dans cette zone. Prière de corriger ou de confirmer avec le QG. Attention ! Téléphone portable a été revendu à 180000 Fcfa qui est relativement élevé par rapport aux autres prix de revente observés dans cette zone. Prière de corriger ou de confirmer avec le QG.</w:t>
       </w:r>
@@ -1926,6 +1947,27 @@
           <w:color w:val="4672C4"/>
           <w:sz w:val="22"/>
         </w:rPr>
+        <w:t>&gt;&gt; Section0 - Identification et renseignements de controle</w:t>
+      </w:r>
+    </w:p>
+    <w:p>
+      <w:pPr>
+        <w:ind w:left="283"/>
+      </w:pPr>
+      <w:r>
+        <w:rPr>
+          <w:sz w:val="20"/>
+        </w:rPr>
+        <w:t>- Le questionnaire semble ne pas être complètement fini mais le questionnaire est en statut complet, prière de compléter le questionnaire.</w:t>
+      </w:r>
+    </w:p>
+    <w:p>
+      <w:r>
+        <w:rPr>
+          <w:b/>
+          <w:color w:val="4672C4"/>
+          <w:sz w:val="22"/>
+        </w:rPr>
         <w:t>&gt;&gt; Section1 - Caracteristiques des membres</w:t>
       </w:r>
     </w:p>
@@ -2004,7 +2046,7 @@
         <w:rPr>
           <w:sz w:val="20"/>
         </w:rPr>
-        <w:t>- Attention ! Le prix unitaire d'achat (150 Fcfa) de Pain moderne (Baguette) en miche (Moyen) est relativement faible par rapport aux autres prix observés dans cette zone. Prière de corriger ou de confirmer avec le QG. Attention ! Le prix unitaire d'achat (25 Fcfa) de Poivre en Sachets (Petit) est relativement faible par rapport aux autres prix observés dans cette zone. Prière de corriger ou de confirmer avec le QG. Avertissement!! Les quantités du Thé en feuille consommées en Sachets industriel semble incoherent car les ménages consomment géneralement en sachet ou en paquet, prière de corriger ou confirmer avec le QG. Avertissement!! le prix unitaire (100 Fcfa) de Thé en sachet (unité: Sachets) de taille Moyen est très faible ou élevé. Prière de corriger ou de confirmer avec le QG. Incohérence!! Dans ce ménage, chaque individus consomme par jour 1.880952 Kg  de cereale; Prière de revoir les quantités prises de ces produits.</w:t>
+        <w:t>- Attention ! Le prix unitaire d'achat (150 Fcfa) de Pain moderne (Baguette) en miche (Moyen) est relativement faible par rapport aux autres prix observés dans cette zone. Prière de corriger ou de confirmer avec le QG. Attention ! Le prix unitaire d'achat (25 Fcfa) de Poivre en Sachets (Petit) est relativement faible par rapport aux autres prix observés dans cette zone. Prière de corriger ou de confirmer avec le QG. Avertissement!! Les quantités du Thé en feuille consommées en Sachets industriel semble incoherent car les ménages consomment géneralement en sachet ou en paquet, prière de corriger ou confirmer avec le QG. Avertissement!! le prix unitaire (100 Fcfa) de Thé en sachet (unité: Sachets) de taille Moyen est très faible ou élevé. Prière de corriger ou de confirmer avec le QG. Incohérence!! Dans ce ménage, chaque individus consomme par jour 3.904762 Kg  de cereale; Prière de revoir les quantités prises de ces produits.</w:t>
       </w:r>
     </w:p>
     <w:p>
@@ -2131,6 +2173,27 @@
           <w:sz w:val="20"/>
         </w:rPr>
         <w:t>- Cela semble improbable ! Le nombre abbatu (10) par les fêtes pour ces animaux Caprins (Chèvres) apparaît trop élevé. Merci de confirmer ces informations auprès du QG ou d'apporter les corrections nécessaires.</w:t>
+      </w:r>
+    </w:p>
+    <w:p>
+      <w:r>
+        <w:rPr>
+          <w:b/>
+          <w:color w:val="4672C4"/>
+          <w:sz w:val="22"/>
+        </w:rPr>
+        <w:t>&gt;&gt; Section19 - Equipements agricoles</w:t>
+      </w:r>
+    </w:p>
+    <w:p>
+      <w:pPr>
+        <w:ind w:left="283"/>
+      </w:pPr>
+      <w:r>
+        <w:rPr>
+          <w:sz w:val="20"/>
+        </w:rPr>
+        <w:t>- Attention ! Herse a été achété à 5000 Fcfa est relativement élevé par rapport aux autres prix d'achat observés dans cette zone. Prière de corriger ou de confirmer avec le QG. Attention ! Herse a été revendu à 5000 Fcfa qui est relativement élevé par rapport aux autres prix de revente observés dans cette zone. Prière de corriger ou de confirmer avec le QG.</w:t>
       </w:r>
     </w:p>
     <w:p>
@@ -2455,6 +2518,27 @@
           <w:color w:val="4672C4"/>
           <w:sz w:val="22"/>
         </w:rPr>
+        <w:t>&gt;&gt; Section0 - Identification et renseignements de controle</w:t>
+      </w:r>
+    </w:p>
+    <w:p>
+      <w:pPr>
+        <w:ind w:left="283"/>
+      </w:pPr>
+      <w:r>
+        <w:rPr>
+          <w:sz w:val="20"/>
+        </w:rPr>
+        <w:t>- Le questionnaire semble ne pas être complètement fini mais le questionnaire est en statut complet, prière de compléter le questionnaire.</w:t>
+      </w:r>
+    </w:p>
+    <w:p>
+      <w:r>
+        <w:rPr>
+          <w:b/>
+          <w:color w:val="4672C4"/>
+          <w:sz w:val="22"/>
+        </w:rPr>
         <w:t>&gt;&gt; Section2 - Education</w:t>
       </w:r>
     </w:p>
@@ -2558,7 +2642,7 @@
         <w:rPr>
           <w:sz w:val="20"/>
         </w:rPr>
-        <w:t>- Attention ! Le prix unitaire d'achat (100 Fcfa) de Poivre en Sachets (Petit) est relativement élevé par rapport aux autres prix observés dans cette zone. Prière de corriger ou de confirmer avec le QG. Attention ! Le prix unitaire d'achat (200 Fcfa) de Pain moderne (Baguette) en miche (Moyen) est relativement élevé par rapport aux autres prix observés dans cette zone. Prière de corriger ou de confirmer avec le QG. Avertissement!!! Le ménage a consommé 7 Paquet Moyen de Thé en sachet, cette quantité semble anormale pour une consommation des 7 derniers jours.Prière de corriger ou de confirmer avec le QG. Avertissement!! le prix unitaire (100 Fcfa) de Thé en sachet (unité: Paquet) de taille Moyen est très faible ou élevé. Prière de corriger ou de confirmer avec le QG. Incohérence!! Dans ce ménage, chaque individus consomme par jour 1.296286 Kg  de cereale; Prière de revoir les quantités prises de ces produits.</w:t>
+        <w:t>- Attention ! Le prix unitaire d'achat (100 Fcfa) de Poivre en Sachets (Petit) est relativement élevé par rapport aux autres prix observés dans cette zone. Prière de corriger ou de confirmer avec le QG. Attention ! Le prix unitaire d'achat (200 Fcfa) de Pain moderne (Baguette) en miche (Moyen) est relativement élevé par rapport aux autres prix observés dans cette zone. Prière de corriger ou de confirmer avec le QG. Attention ! Soupçons de quantité anormale! Le ménage de AMINATA THIELLÉLE avec une taille de 5 personnes a consommé 21 Pièce en Petit de Patate douce qui est relativement élevé comme consommation par rapport à la condition de vie des autres ménages de même taille dans cette zone. Prière de corriger ou de confirmer avec le QG. Attention ! Soupçons de quantité anormale! Le ménage de AMINATA THIELLÉLE avec une taille de 5 personnes a consommé 4 Sachets en Moyen de Lait caillé qui est relativement élevé comme consommation par rapport à la condition de vie des autres ménages de même taille dans cette zone. Prière de corriger ou de confirmer avec le QG. Avertissement!!! Le ménage a consommé 7 Paquet Moyen de Thé en sachet, cette quantité semble anormale pour une consommation des 7 derniers jours.Prière de corriger ou de confirmer avec le QG. Avertissement!! le prix unitaire (100 Fcfa) de Thé en sachet (unité: Paquet) de taille Moyen est très faible ou élevé. Prière de corriger ou de confirmer avec le QG. Incohérence!! Dans ce ménage, chaque individus consomme par jour 3.724857 Kg  de cereale; Prière de revoir les quantités prises de ces produits.</w:t>
       </w:r>
     </w:p>
     <w:p>
@@ -2967,6 +3051,27 @@
           <w:color w:val="4672C4"/>
           <w:sz w:val="22"/>
         </w:rPr>
+        <w:t>&gt;&gt; Section0 - Identification et renseignements de controle</w:t>
+      </w:r>
+    </w:p>
+    <w:p>
+      <w:pPr>
+        <w:ind w:left="283"/>
+      </w:pPr>
+      <w:r>
+        <w:rPr>
+          <w:sz w:val="20"/>
+        </w:rPr>
+        <w:t>- Le questionnaire semble ne pas être complètement fini mais le questionnaire est en statut complet, prière de compléter le questionnaire.</w:t>
+      </w:r>
+    </w:p>
+    <w:p>
+      <w:r>
+        <w:rPr>
+          <w:b/>
+          <w:color w:val="4672C4"/>
+          <w:sz w:val="22"/>
+        </w:rPr>
         <w:t>&gt;&gt; Section1 - Caracteristiques des membres</w:t>
       </w:r>
     </w:p>
@@ -3127,7 +3232,7 @@
         <w:rPr>
           <w:sz w:val="20"/>
         </w:rPr>
-        <w:t>- Attention ! Le prix unitaire d'achat (200 Fcfa) de Manioc en tubercules en Morceau (Portion) (Moyen) est relativement élevé par rapport aux autres prix observés dans cette zone. Prière de corriger ou de confirmer avec le QG. Avertissement!! La quantité (5 litre) du produit Huile de palme raffinée consommée  par le ménage semble très élevé, prière de corriger ou confirmer avec le QG. Avertissement!!! Le ménage a consommé 7 Paquet Moyen de Thé en sachet, cette quantité semble anormale pour une consommation des 7 derniers jours.Prière de corriger ou de confirmer avec le QG. Avertissement!! le prix unitaire (100 Fcfa) de Thé en sachet (unité: Paquet) de taille Moyen est très faible ou élevé. Prière de corriger ou de confirmer avec le QG. Avertissement!!! Le ménage a consommé 8 Morceau (Portion) Petit de Poisson de mer séché (yayeboye), cette quantité semble anormale pour une consommation des 7 derniers jours.Prière de corriger ou de confirmer avec le QG. Avertissement!!! Le ménage a consommé 8 Pièce taille unique de Poisson frais type 11, cette quantité semble anormale pour une consommation des 7 derniers jours.Prière de corriger ou de confirmer avec le QG. Incohérence!! Dans ce ménage, chaque individus consomme par jour .6011905 Kg  de cereale; Prière de revoir les quantités prises de ces produits. Incohérence!! Dans ce ménage, chaque individus consomme par jour .6011905 Kg  de cereale; Prière de revoir les quantités prises de ces produits.</w:t>
+        <w:t>- Attention ! Le prix unitaire d'achat (100 Fcfa) de Pastèque en Pièce (Moyen) est relativement faible par rapport aux autres prix observés dans cette zone. Prière de corriger ou de confirmer avec le QG. Attention ! Le prix unitaire d'achat (1500 Fcfa) de Lait en poudre en Sachets (Moyen) est relativement élevé par rapport aux autres prix observés dans cette zone. Prière de corriger ou de confirmer avec le QG. Attention ! Le prix unitaire d'achat (200 Fcfa) de Manioc en tubercules en Morceau (Portion) (Moyen) est relativement élevé par rapport aux autres prix observés dans cette zone. Prière de corriger ou de confirmer avec le QG. Attention ! Le prix unitaire d'achat (600 Fcfa) de Pâte d'arachide en Sachets (Moyen) est relativement élevé par rapport aux autres prix observés dans cette zone. Prière de corriger ou de confirmer avec le QG. Avertissement!! La quantité (5 litre) du produit Huile de palme raffinée consommée  par le ménage semble très élevé, prière de corriger ou confirmer avec le QG. Avertissement!!! Le ménage a consommé 7 Paquet Moyen de Thé en sachet, cette quantité semble anormale pour une consommation des 7 derniers jours.Prière de corriger ou de confirmer avec le QG. Avertissement!! le prix unitaire (100 Fcfa) de Thé en sachet (unité: Paquet) de taille Moyen est très faible ou élevé. Prière de corriger ou de confirmer avec le QG. Avertissement!!! Le ménage a consommé 8 Morceau (Portion) Petit de Poisson de mer séché (yayeboye), cette quantité semble anormale pour une consommation des 7 derniers jours.Prière de corriger ou de confirmer avec le QG. Attention ! Le prix unitaire d'achat (200 Fcfa) de Poisson de mer séché (yayeboye) en Morceau (Portion) (Petit) est relativement élevé par rapport aux autres prix observés dans cette zone. Prière de corriger ou de confirmer avec le QG. Avertissement!!! Le ménage a consommé 8 Pièce taille unique de Poisson frais type 11, cette quantité semble anormale pour une consommation des 7 derniers jours.Prière de corriger ou de confirmer avec le QG. Incohérence!! Dans ce ménage, chaque individus consomme par jour 1.309524 Kg  de cereale; Prière de revoir les quantités prises de ces produits. Incohérence!! Dans ce ménage, chaque individus consomme par jour 1.309524 Kg  de cereale; Prière de revoir les quantités prises de ces produits.</w:t>
       </w:r>
     </w:p>
     <w:p>
@@ -3255,9 +3360,9 @@
         </w:rPr>
         <w:t xml:space="preserve">- Attention ! Hache/pioche a été achété à 10000 Fcfa est relativement élevé par rapport aux autres prix d'achat observés dans cette zone. Prière de corriger ou de confirmer avec le QG. Attention ! Hache/pioche a été revendu à 10000 Fcfa qui est relativement élevé par rapport aux autres prix de revente observés dans cette zone. Prière de corriger ou de confirmer avec le QG. </w:t>
         <w:br/>
-        <w:t xml:space="preserve">- Attention ! Herse a été revendu à 7000 Fcfa qui est relativement élevé par rapport aux autres prix de revente observés dans cette zone. Prière de corriger ou de confirmer avec le QG. </w:t>
+        <w:t xml:space="preserve">- Attention ! Herse a été achété à 7000 Fcfa est relativement élevé par rapport aux autres prix d'achat observés dans cette zone. Prière de corriger ou de confirmer avec le QG. Attention ! Herse a été revendu à 7000 Fcfa qui est relativement élevé par rapport aux autres prix de revente observés dans cette zone. Prière de corriger ou de confirmer avec le QG. </w:t>
         <w:br/>
-        <w:t>- Attention ! Machette a été achété à 6000 Fcfa est relativement élevé par rapport aux autres prix d'achat observés dans cette zone. Prière de corriger ou de confirmer avec le QG. Attention ! Machette a été revendu à 6000 Fcfa qui est relativement élevé par rapport aux autres prix de revente observés dans cette zone. Prière de corriger ou de confirmer avec le QG.</w:t>
+        <w:t>- Attention ! Machette a été revendu à 6000 Fcfa qui est relativement élevé par rapport aux autres prix de revente observés dans cette zone. Prière de corriger ou de confirmer avec le QG.</w:t>
       </w:r>
     </w:p>
     <w:p>
@@ -3582,6 +3687,27 @@
           <w:color w:val="4672C4"/>
           <w:sz w:val="22"/>
         </w:rPr>
+        <w:t>&gt;&gt; Section0 - Identification et renseignements de controle</w:t>
+      </w:r>
+    </w:p>
+    <w:p>
+      <w:pPr>
+        <w:ind w:left="283"/>
+      </w:pPr>
+      <w:r>
+        <w:rPr>
+          <w:sz w:val="20"/>
+        </w:rPr>
+        <w:t>- Le questionnaire semble ne pas être complètement fini mais le questionnaire est en statut complet, prière de compléter le questionnaire.</w:t>
+      </w:r>
+    </w:p>
+    <w:p>
+      <w:r>
+        <w:rPr>
+          <w:b/>
+          <w:color w:val="4672C4"/>
+          <w:sz w:val="22"/>
+        </w:rPr>
         <w:t>&gt;&gt; Section1 - Caracteristiques des membres</w:t>
       </w:r>
     </w:p>
@@ -3642,7 +3768,7 @@
         <w:br/>
         <w:t xml:space="preserve">- Peu probable! PENDA DIALLO  n'arrive pas  à comprendre un petit texte lu dans une langue locale (s02q03). Veuillez corriger ou donner des explications au QG. Peu probable! PENDA DIALLO  ne sait ni lire, ni écrire, ni comprendre dans aucune des langues  (s02q01,s02q02,s02q03). Veuillez corriger ou donner des explications au QG. </w:t>
         <w:br/>
-        <w:t xml:space="preserve">- Peu probable! SAYDOU DIALLO  n'arrive pas  à comprendre un petit texte lu dans une langue locale (s02q03). Veuillez corriger ou donner des explications au QG. Dans les milieux urbains c'est peu probable de voir une école dont les élèves ou étudiants ne dépensent pas en frais d'uniformes, prière de verifier pour SAYDOU DIALLO et corriger ou confirmer avec le QG. </w:t>
+        <w:t xml:space="preserve">- Peu probable! SAYDOU DIALLO  n'arrive pas  à comprendre un petit texte lu dans une langue locale (s02q03). Veuillez corriger ou donner des explications au QG. Dans les milieux urbains c'est peu probable de voir une école dont les élèves ou étudiants ne dépensent pas en frais d'uniformes, prière de verifier pour SAYDOU DIALLO et corriger ou confirmer avec le QG. Attention ! Le frais de scolarité (2000 Fcfa) de SAYDOU DIALLO en 4ème année de Primaire est relativement élevé par rapport aux autres frais de scolarités observés dans cette zone. Prière de corriger ou de confirmer avec le QG. </w:t>
         <w:br/>
         <w:t xml:space="preserve">- Peu probable! SOYOUBOU DIALLO  n'arrive pas  à comprendre un petit texte lu dans une langue locale (s02q03). Veuillez corriger ou donner des explications au QG. Peu probable! SOYOUBOU DIALLO  ne sait ni lire, ni écrire, ni comprendre dans aucune des langues  (s02q01,s02q02,s02q03). Veuillez corriger ou donner des explications au QG. </w:t>
         <w:br/>
@@ -3757,7 +3883,7 @@
         <w:rPr>
           <w:sz w:val="20"/>
         </w:rPr>
-        <w:t>- Avertissement!! La quantité (3.38 litre) du produit Huile de palme raffinée consommée  par le ménage semble très élevé, prière de corriger ou confirmer avec le QG. Avertissement!! le prix unitaire (100 Fcfa) de Thé en sachet (unité: Sachets) de taille Moyen est très faible ou élevé. Prière de corriger ou de confirmer avec le QG. Incohérence!! Dans ce ménage, chaque individus consomme par jour .8333333 Kg  de cereale; Prière de revoir les quantités prises de ces produits.</w:t>
+        <w:t>- Attention ! Le prix unitaire d'achat (5 Fcfa) de Courge en Morceau (Portion) (Petit) est relativement faible par rapport aux autres prix observés dans cette zone. Prière de corriger ou de confirmer avec le QG. Avertissement!! La quantité (3.38 litre) du produit Huile de palme raffinée consommée  par le ménage semble très élevé, prière de corriger ou confirmer avec le QG. Avertissement!! le prix unitaire (100 Fcfa) de Thé en sachet (unité: Sachets) de taille Moyen est très faible ou élevé. Prière de corriger ou de confirmer avec le QG. Incohérence!! Dans ce ménage, chaque individus consomme par jour 1.529762 Kg  de cereale; Prière de revoir les quantités prises de ces produits.</w:t>
       </w:r>
     </w:p>
     <w:p>
@@ -3867,6 +3993,27 @@
           <w:sz w:val="20"/>
         </w:rPr>
         <w:t>- Le pourcentage qui reste à recolter pour ces cultures est de 100% c'est-à-dire que la recolte n'a pas commencé pour ces cultures, prière de regarder les questions (s16Cq11 s16Cq12) ou corriger.</w:t>
+      </w:r>
+    </w:p>
+    <w:p>
+      <w:r>
+        <w:rPr>
+          <w:b/>
+          <w:color w:val="4672C4"/>
+          <w:sz w:val="22"/>
+        </w:rPr>
+        <w:t>&gt;&gt; Section19 - Equipements agricoles</w:t>
+      </w:r>
+    </w:p>
+    <w:p>
+      <w:pPr>
+        <w:ind w:left="283"/>
+      </w:pPr>
+      <w:r>
+        <w:rPr>
+          <w:sz w:val="20"/>
+        </w:rPr>
+        <w:t>- Attention ! Herse a été achété à 5000 Fcfa est relativement élevé par rapport aux autres prix d'achat observés dans cette zone. Prière de corriger ou de confirmer avec le QG. Attention ! Herse a été revendu à 5000 Fcfa qui est relativement élevé par rapport aux autres prix de revente observés dans cette zone. Prière de corriger ou de confirmer avec le QG.</w:t>
       </w:r>
     </w:p>
     <w:p>
@@ -4202,7 +4349,7 @@
         <w:rPr>
           <w:sz w:val="20"/>
         </w:rPr>
-        <w:t>- Vous avez declaré que le questionnaire est complètement fini mais le questionnaire est en statut partiel, prière de mettre le questionnaire en statut complet s'il est fini. Il est obligatoire de prendre les coordonnées Gps avant d'administrer le questionnaire. Prière de prendre les coordonnées GPS.</w:t>
+        <w:t>- Il est obligatoire de prendre les coordonnées Gps avant d'administrer le questionnaire. Prière de prendre les coordonnées GPS.</w:t>
       </w:r>
     </w:p>
     <w:p>
@@ -4325,7 +4472,7 @@
         <w:rPr>
           <w:sz w:val="20"/>
         </w:rPr>
-        <w:t>- Attention ! Le prix unitaire d'achat (50 Fcfa) de Carotte en Pièce (Petit) est relativement faible par rapport aux autres prix observés dans cette zone. Prière de corriger ou de confirmer avec le QG. Avertissement!! La quantité (5.37 litre) du produit Huile de palme raffinée consommée  par le ménage semble très élevé, prière de corriger ou confirmer avec le QG. Attention ! Soupçons de quantité anormale! Le ménage de MAMADOU ABDOUL KANE avec une taille de 6 personnes a consommé 5.37 Litre en taille unique de Huile de palme raffinée qui est relativement élevé comme consommation par rapport à la condition de vie des autres ménages de même taille dans cette zone. Prière de corriger ou de confirmer avec le QG. Avertissement!! le prix unitaire (100 Fcfa) de Thé en sachet (unité: Sachets) de taille Moyen est très faible ou élevé. Prière de corriger ou de confirmer avec le QG. Avertissement!!! Le ménage a consommé 42 Cube Moyen de Cube alimentaire (Maggi, Jumbo, ), cette quantité semble anormale pour une consommation des 7 derniers jours.Prière de corriger ou de confirmer avec le QG. Avertissement!!! Le ménage a consommé 9 Morceau (Portion) Petit de Carpe séchée, cette quantité semble anormale pour une consommation des 7 derniers jours.Prière de corriger ou de confirmer avec le QG. Incohérence!! Dans ce ménage, chaque individus consomme par jour 2.178571 Kg  de cereale; Prière de revoir les quantités prises de ces produits.</w:t>
+        <w:t>- Attention ! Le prix unitaire d'achat (25 Fcfa) de Citron en Pièce (Petit) est relativement faible par rapport aux autres prix observés dans cette zone. Prière de corriger ou de confirmer avec le QG. Avertissement!! La quantité (5.37 litre) du produit Huile de palme raffinée consommée  par le ménage semble très élevé, prière de corriger ou confirmer avec le QG. Avertissement!! le prix unitaire (100 Fcfa) de Thé en sachet (unité: Sachets) de taille Moyen est très faible ou élevé. Prière de corriger ou de confirmer avec le QG. Avertissement!!! Le ménage a consommé 42 Cube Moyen de Cube alimentaire (Maggi, Jumbo, ), cette quantité semble anormale pour une consommation des 7 derniers jours.Prière de corriger ou de confirmer avec le QG. Avertissement!!! Le ménage a consommé 9 Morceau (Portion) Petit de Carpe séchée, cette quantité semble anormale pour une consommation des 7 derniers jours.Prière de corriger ou de confirmer avec le QG. Incohérence!! Dans ce ménage, chaque individus consomme par jour 3.357143 Kg  de cereale; Prière de revoir les quantités prises de ces produits.</w:t>
       </w:r>
     </w:p>
     <w:p>
@@ -4435,27 +4582,6 @@
         <w:t xml:space="preserve">- Le pourcentage qui reste à recolter pour ces cultures est de 100% c'est-à-dire que la recolte n'a pas commencé pour ces cultures, prière de regarder les questions (s16Cq11 s16Cq12) ou corriger. </w:t>
         <w:br/>
         <w:t>- Le pourcentage qui reste à recolter pour ces cultures est de 100% c'est-à-dire que la recolte n'a pas commencé pour ces cultures, prière de regarder les questions (s16Cq11 s16Cq12) ou corriger.</w:t>
-      </w:r>
-    </w:p>
-    <w:p>
-      <w:r>
-        <w:rPr>
-          <w:b/>
-          <w:color w:val="4672C4"/>
-          <w:sz w:val="22"/>
-        </w:rPr>
-        <w:t>&gt;&gt; Section19 - Equipements agricoles</w:t>
-      </w:r>
-    </w:p>
-    <w:p>
-      <w:pPr>
-        <w:ind w:left="283"/>
-      </w:pPr>
-      <w:r>
-        <w:rPr>
-          <w:sz w:val="20"/>
-        </w:rPr>
-        <w:t>- Attention ! Hache-Paille a été revendu à 1000 Fcfa qui est relativement élevé par rapport aux autres prix de revente observés dans cette zone. Prière de corriger ou de confirmer avec le QG.</w:t>
       </w:r>
     </w:p>
     <w:p>
@@ -4780,6 +4906,27 @@
           <w:color w:val="4672C4"/>
           <w:sz w:val="22"/>
         </w:rPr>
+        <w:t>&gt;&gt; Section0 - Identification et renseignements de controle</w:t>
+      </w:r>
+    </w:p>
+    <w:p>
+      <w:pPr>
+        <w:ind w:left="283"/>
+      </w:pPr>
+      <w:r>
+        <w:rPr>
+          <w:sz w:val="20"/>
+        </w:rPr>
+        <w:t>- Le questionnaire semble ne pas être complètement fini mais le questionnaire est en statut complet, prière de compléter le questionnaire.</w:t>
+      </w:r>
+    </w:p>
+    <w:p>
+      <w:r>
+        <w:rPr>
+          <w:b/>
+          <w:color w:val="4672C4"/>
+          <w:sz w:val="22"/>
+        </w:rPr>
         <w:t>&gt;&gt; Section1 - Caracteristiques des membres</w:t>
       </w:r>
     </w:p>
@@ -4943,7 +5090,7 @@
         <w:rPr>
           <w:sz w:val="20"/>
         </w:rPr>
-        <w:t>- Attention ! Le prix unitaire d'achat (10 Fcfa) de Poivre en Sachets (Petit) est relativement faible par rapport aux autres prix observés dans cette zone. Prière de corriger ou de confirmer avec le QG. Attention ! Le prix unitaire d'achat (100 Fcfa) de Piment séché en Sachets (Petit) est relativement élevé par rapport aux autres prix observés dans cette zone. Prière de corriger ou de confirmer avec le QG. Attention ! Le prix unitaire d'achat (25 Fcfa) de Cube alimentaire (Maggi, Jumbo, ) en Cube (Moyen) est relativement faible par rapport aux autres prix observés dans cette zone. Prière de corriger ou de confirmer avec le QG. Attention ! Le prix unitaire d'achat (50 Fcfa) de Patate douce en Pièce (Moyen) est relativement faible par rapport aux autres prix observés dans cette zone. Prière de corriger ou de confirmer avec le QG. Avertissement!! le prix unitaire (100 Fcfa) de Thé en sachet (unité: Sachets) de taille Moyen est très faible ou élevé. Prière de corriger ou de confirmer avec le QG. Avertissement!!! Le ménage a consommé 10 Pièce Moyen de Poisson frais type 11, cette quantité semble anormale pour une consommation des 7 derniers jours.Prière de corriger ou de confirmer avec le QG. Avertissement!!! Le ménage a consommé 10 Pièce Petit de Poisson de mer séché (yayeboye), cette quantité semble anormale pour une consommation des 7 derniers jours.Prière de corriger ou de confirmer avec le QG. Incohérence!! Dans ce ménage, chaque individus consomme par jour 1.357143 Kg  de cereale; Prière de revoir les quantités prises de ces produits.</w:t>
+        <w:t>- Attention ! Le prix unitaire d'achat (10 Fcfa) de Poivre en Sachets (Petit) est relativement faible par rapport aux autres prix observés dans cette zone. Prière de corriger ou de confirmer avec le QG. Attention ! Le prix unitaire d'achat (100 Fcfa) de Piment séché en Sachets (Petit) est relativement élevé par rapport aux autres prix observés dans cette zone. Prière de corriger ou de confirmer avec le QG. Attention ! Le prix unitaire d'achat (25 Fcfa) de Cube alimentaire (Maggi, Jumbo, ) en Cube (Moyen) est relativement faible par rapport aux autres prix observés dans cette zone. Prière de corriger ou de confirmer avec le QG. Attention ! Le prix unitaire d'achat (50 Fcfa) de Feuilles de patate en Sachets (Petit) est relativement faible par rapport aux autres prix observés dans cette zone. Prière de corriger ou de confirmer avec le QG. Attention ! Le prix unitaire d'achat (50 Fcfa) de Patate douce en Pièce (Moyen) est relativement faible par rapport aux autres prix observés dans cette zone. Prière de corriger ou de confirmer avec le QG. Attention ! Le prix unitaire d'achat (750 Fcfa) de Banane douce en Kg (taille unique) est relativement faible par rapport aux autres prix observés dans cette zone. Prière de corriger ou de confirmer avec le QG. Avertissement!! le prix unitaire (100 Fcfa) de Thé en sachet (unité: Sachets) de taille Moyen est très faible ou élevé. Prière de corriger ou de confirmer avec le QG. Avertissement!!! Le ménage a consommé 10 Pièce Moyen de Poisson frais type 11, cette quantité semble anormale pour une consommation des 7 derniers jours.Prière de corriger ou de confirmer avec le QG. Avertissement!!! Le ménage a consommé 10 Pièce Petit de Poisson de mer séché (yayeboye), cette quantité semble anormale pour une consommation des 7 derniers jours.Prière de corriger ou de confirmer avec le QG. Incohérence!! Dans ce ménage, chaque individus consomme par jour 1.414603 Kg  de cereale; Prière de revoir les quantités prises de ces produits.</w:t>
       </w:r>
     </w:p>
     <w:p>
@@ -5577,7 +5724,7 @@
         <w:rPr>
           <w:sz w:val="20"/>
         </w:rPr>
-        <w:t>- Attention ! Le prix unitaire d'achat (50 Fcfa) de Aubergine   en Pièce (Moyen) est relativement faible par rapport aux autres prix observés dans cette zone. Prière de corriger ou de confirmer avec le QG. Attention ! Le prix unitaire d'achat (50 Fcfa) de Concentré de tomate en Sachets industriel (Petit) est relativement faible par rapport aux autres prix observés dans cette zone. Prière de corriger ou de confirmer avec le QG. Avertissement!! le prix unitaire (100 Fcfa) de Thé en sachet (unité: Sachets) de taille Moyen est très faible ou élevé. Prière de corriger ou de confirmer avec le QG.</w:t>
+        <w:t>- Attention ! Le prix unitaire d'achat (50 Fcfa) de Aubergine   en Pièce (Moyen) est relativement faible par rapport aux autres prix observés dans cette zone. Prière de corriger ou de confirmer avec le QG. Attention ! Le prix unitaire d'achat (50 Fcfa) de Concentré de tomate en Sachets industriel (Petit) est relativement faible par rapport aux autres prix observés dans cette zone. Prière de corriger ou de confirmer avec le QG. Avertissement!! le prix unitaire (100 Fcfa) de Thé en sachet (unité: Sachets) de taille Moyen est très faible ou élevé. Prière de corriger ou de confirmer avec le QG. Incohérence!! Dans ce ménage, chaque individus consomme par jour 1.475 Kg  de cereale; Prière de revoir les quantités prises de ces produits. Incohérence!! Dans ce ménage, chaque individus consomme par jour 1.475 Kg  de cereale; Prière de revoir les quantités prises de ces produits.</w:t>
       </w:r>
     </w:p>
     <w:p>
@@ -5769,6 +5916,27 @@
           <w:sz w:val="20"/>
         </w:rPr>
         <w:t>- Avertissement !!!! Cette parcelle de la section 16E s'agit-il pas d'une parcelle déja listée en 16A ? Veuillez verifier s'il vous plaît afin d'éviter le double compte.</w:t>
+      </w:r>
+    </w:p>
+    <w:p>
+      <w:r>
+        <w:rPr>
+          <w:b/>
+          <w:color w:val="4672C4"/>
+          <w:sz w:val="22"/>
+        </w:rPr>
+        <w:t>&gt;&gt; Section19 - Equipements agricoles</w:t>
+      </w:r>
+    </w:p>
+    <w:p>
+      <w:pPr>
+        <w:ind w:left="283"/>
+      </w:pPr>
+      <w:r>
+        <w:rPr>
+          <w:sz w:val="20"/>
+        </w:rPr>
+        <w:t>- Attention ! Charrettes a été revendu à 250000 Fcfa qui est relativement élevé par rapport aux autres prix de revente observés dans cette zone. Prière de corriger ou de confirmer avec le QG.</w:t>
       </w:r>
     </w:p>
     <w:p>
@@ -6093,6 +6261,27 @@
           <w:color w:val="4672C4"/>
           <w:sz w:val="22"/>
         </w:rPr>
+        <w:t>&gt;&gt; Section0 - Identification et renseignements de controle</w:t>
+      </w:r>
+    </w:p>
+    <w:p>
+      <w:pPr>
+        <w:ind w:left="283"/>
+      </w:pPr>
+      <w:r>
+        <w:rPr>
+          <w:sz w:val="20"/>
+        </w:rPr>
+        <w:t>- Le questionnaire semble ne pas être complètement fini mais le questionnaire est en statut complet, prière de compléter le questionnaire.</w:t>
+      </w:r>
+    </w:p>
+    <w:p>
+      <w:r>
+        <w:rPr>
+          <w:b/>
+          <w:color w:val="4672C4"/>
+          <w:sz w:val="22"/>
+        </w:rPr>
         <w:t>&gt;&gt; Section1 - Caracteristiques des membres</w:t>
       </w:r>
     </w:p>
@@ -6225,7 +6414,7 @@
         <w:rPr>
           <w:sz w:val="20"/>
         </w:rPr>
-        <w:t>- Attention ! Le prix unitaire d'achat (100 Fcfa) de Citron en Pièce (Petit) est relativement élevé par rapport aux autres prix observés dans cette zone. Prière de corriger ou de confirmer avec le QG. Attention ! Le prix unitaire d'achat (1013.513 Fcfa) de Huile de palme raffinée en Litre (taille unique) est relativement faible par rapport aux autres prix observés dans cette zone. Prière de corriger ou de confirmer avec le QG. Attention ! Soupçons de quantité anormale! Le ménage de HABSATOU MAMOUDOU DIALLO avec une taille de 8 personnes a consommé 2.59 Litre en taille unique de Huile de palme raffinée qui est relativement élevé comme consommation par rapport à la condition de vie des autres ménages de même taille dans cette zone. Prière de corriger ou de confirmer avec le QG. Avertissement!!! Le ménage a consommé 7 Paquet Petit de Thé en sachet, cette quantité semble anormale pour une consommation des 7 derniers jours.Prière de corriger ou de confirmer avec le QG. Avertissement!! le prix unitaire (100 Fcfa) de Thé en sachet (unité: Paquet) de taille Petit est très faible ou élevé. Prière de corriger ou de confirmer avec le QG. Incohérence!! Dans ce ménage, chaque individus consomme par jour .9330357 Kg  de cereale; Prière de revoir les quantités prises de ces produits. Le prix d'achat unitaire (1 Fcfa) de Piment frais en Pièce de taille Petit  est invraisemblable, prière de regarder les reponses prises dans les questions s07bq07a s07bq07b s07bq07c s07bq08 pour mieux corriger.</w:t>
+        <w:t>- Attention ! Le prix unitaire d'achat (100 Fcfa) de Citron en Pièce (Petit) est relativement élevé par rapport aux autres prix observés dans cette zone. Prière de corriger ou de confirmer avec le QG. Attention ! Le prix unitaire d'achat (25 Fcfa) de Cube alimentaire (Maggi, Jumbo, ) en Cube (Grand) est relativement faible par rapport aux autres prix observés dans cette zone. Prière de corriger ou de confirmer avec le QG. Attention ! Soupçons de quantité anormale! Le ménage de HABSATOU MAMOUDOU DIALLO avec une taille de 8 personnes a consommé 2.59 Litre en taille unique de Huile de palme raffinée qui est relativement élevé comme consommation par rapport à la condition de vie des autres ménages de même taille dans cette zone. Prière de corriger ou de confirmer avec le QG. Avertissement!!! Le ménage a consommé 7 Paquet Petit de Thé en sachet, cette quantité semble anormale pour une consommation des 7 derniers jours.Prière de corriger ou de confirmer avec le QG. Avertissement!! le prix unitaire (100 Fcfa) de Thé en sachet (unité: Paquet) de taille Petit est très faible ou élevé. Prière de corriger ou de confirmer avec le QG. Incohérence!! Dans ce ménage, chaque individus consomme par jour 1.59375 Kg  de cereale; Prière de revoir les quantités prises de ces produits. Attention ! Le prix unitaire d'achat (560 Fcfa) de Riz local fumé (malo-woussou) en Kg (taille unique) est relativement élevé par rapport aux autres prix observés dans cette zone. Prière de corriger ou de confirmer avec le QG. Le prix d'achat unitaire (1 Fcfa) de Piment frais en Pièce de taille Petit  est invraisemblable, prière de regarder les reponses prises dans les questions s07bq07a s07bq07b s07bq07c s07bq08 pour mieux corriger. Attention ! Le prix unitaire d'achat (1 Fcfa) de Piment frais en Pièce (Petit) est relativement faible par rapport aux autres prix observés dans cette zone. Prière de corriger ou de confirmer avec le QG.</w:t>
       </w:r>
     </w:p>
     <w:p>
@@ -6655,27 +6844,6 @@
           <w:color w:val="4672C4"/>
           <w:sz w:val="22"/>
         </w:rPr>
-        <w:t>&gt;&gt; Section0 - Identification et renseignements de controle</w:t>
-      </w:r>
-    </w:p>
-    <w:p>
-      <w:pPr>
-        <w:ind w:left="283"/>
-      </w:pPr>
-      <w:r>
-        <w:rPr>
-          <w:sz w:val="20"/>
-        </w:rPr>
-        <w:t>- Vous avez declaré que le questionnaire est complètement fini mais le questionnaire est en statut partiel, prière de mettre le questionnaire en statut complet s'il est fini.</w:t>
-      </w:r>
-    </w:p>
-    <w:p>
-      <w:r>
-        <w:rPr>
-          <w:b/>
-          <w:color w:val="4672C4"/>
-          <w:sz w:val="22"/>
-        </w:rPr>
         <w:t>&gt;&gt; Section1 - Caracteristiques des membres</w:t>
       </w:r>
     </w:p>
@@ -6760,7 +6928,28 @@
         <w:rPr>
           <w:sz w:val="20"/>
         </w:rPr>
-        <w:t>- Attention ! Le prix unitaire d'achat (200 Fcfa) de Carotte en Pièce (Moyen) est relativement élevé par rapport aux autres prix observés dans cette zone. Prière de corriger ou de confirmer avec le QG. Attention ! Le prix unitaire d'achat (250 Fcfa) de Poireau en Tas (Petit) est relativement élevé par rapport aux autres prix observés dans cette zone. Prière de corriger ou de confirmer avec le QG. Attention ! Le prix unitaire d'achat (300 Fcfa) de Patate douce en Pièce (Moyen) est relativement élevé par rapport aux autres prix observés dans cette zone. Prière de corriger ou de confirmer avec le QG. Attention ! Le prix unitaire d'achat (3500 Fcfa) de Café en poudre soluble en Boite (Autre que la boite/pot de tomate) (Petit) est relativement élevé par rapport aux autres prix observés dans cette zone. Prière de corriger ou de confirmer avec le QG. Attention ! Soupçons de quantité anormale! Le ménage de OMAR TOUR avec une taille de 5 personnes a consommé 14 Sachets en Petit de Piment séché qui est relativement élevé comme consommation par rapport à la condition de vie des autres ménages de même taille dans cette zone. Prière de corriger ou de confirmer avec le QG. Attention ! Soupçons de quantité anormale! Le ménage de OMAR TOUR avec une taille de 5 personnes a consommé 7 Kg en taille unique de Sucre en poudre  qui est relativement élevé comme consommation par rapport à la condition de vie des autres ménages de même taille dans cette zone. Prière de corriger ou de confirmer avec le QG. Avertissement!!! Le ménage a consommé 1 Carton Grand de Jus de fruits type 2 (Tampico, Pressea,etc.). Difficile de consommer ce produit avec cette unité. Prière de verifier et corriger. Avertissement!!! Le ménage a consommé 14 Paquet Petit de Thé en sachet, cette quantité semble anormale pour une consommation des 7 derniers jours.Prière de corriger ou de confirmer avec le QG. Avertissement!! le prix unitaire (100 Fcfa) de Thé en sachet (unité: Paquet) de taille Petit est très faible ou élevé. Prière de corriger ou de confirmer avec le QG. Attention ! Soupçons de quantité anormale! Le ménage de OMAR TOUR avec une taille de 5 personnes a consommé 14 Paquet en Petit de Thé en sachet qui est relativement élevé comme consommation par rapport à la condition de vie des autres ménages de même taille dans cette zone. Prière de corriger ou de confirmer avec le QG. Difficile de consommer le Sel en Boite (Autre que la boite/pot de tomate) Moyen prière de verifier. Incohérence!! Dans ce ménage, chaque individus consomme par jour .9285714 Kg  de cereale; Prière de revoir les quantités prises de ces produits.</w:t>
+        <w:t>- Attention ! Le prix unitaire d'achat (200 Fcfa) de Carotte en Pièce (Moyen) est relativement élevé par rapport aux autres prix observés dans cette zone. Prière de corriger ou de confirmer avec le QG. Attention ! Le prix unitaire d'achat (250 Fcfa) de Poireau en Tas (Petit) est relativement élevé par rapport aux autres prix observés dans cette zone. Prière de corriger ou de confirmer avec le QG. Attention ! Le prix unitaire d'achat (250 Fcfa) de Poivron frais en Tas (Petit) est relativement élevé par rapport aux autres prix observés dans cette zone. Prière de corriger ou de confirmer avec le QG. Attention ! Le prix unitaire d'achat (300 Fcfa) de Patate douce en Pièce (Moyen) est relativement élevé par rapport aux autres prix observés dans cette zone. Prière de corriger ou de confirmer avec le QG. Attention ! Le prix unitaire d'achat (3500 Fcfa) de Café en poudre soluble en Boite (Autre que la boite/pot de tomate) (Petit) est relativement élevé par rapport aux autres prix observés dans cette zone. Prière de corriger ou de confirmer avec le QG. Attention ! Le prix unitaire d'achat (600 Fcfa) de Banane douce en Kg (taille unique) est relativement faible par rapport aux autres prix observés dans cette zone. Prière de corriger ou de confirmer avec le QG. Attention ! Le prix unitaire d'achat (750 Fcfa) de Lait concentré non-sucré en Boite (Autre que la boite/pot de tomate) (Petit) est relativement élevé par rapport aux autres prix observés dans cette zone. Prière de corriger ou de confirmer avec le QG. Attention ! Soupçons de quantité anormale! Le ménage de OMAR TOUR avec une taille de 5 personnes a consommé 14 Sachets en Petit de Piment séché qui est relativement élevé comme consommation par rapport à la condition de vie des autres ménages de même taille dans cette zone. Prière de corriger ou de confirmer avec le QG. Attention ! Soupçons de quantité anormale! Le ménage de OMAR TOUR avec une taille de 5 personnes a consommé 7 Kg en taille unique de Sucre en poudre  qui est relativement élevé comme consommation par rapport à la condition de vie des autres ménages de même taille dans cette zone. Prière de corriger ou de confirmer avec le QG. Avertissement!!! Le ménage a consommé 1 Carton Grand de Jus de fruits type 2 (Tampico, Pressea,etc.). Difficile de consommer ce produit avec cette unité. Prière de verifier et corriger. Avertissement!!! Le ménage a consommé 14 Paquet Petit de Thé en sachet, cette quantité semble anormale pour une consommation des 7 derniers jours.Prière de corriger ou de confirmer avec le QG. Avertissement!! le prix unitaire (100 Fcfa) de Thé en sachet (unité: Paquet) de taille Petit est très faible ou élevé. Prière de corriger ou de confirmer avec le QG. Difficile de consommer le Sel en Boite (Autre que la boite/pot de tomate) Moyen prière de verifier. Incohérence!! Dans ce ménage, chaque individus consomme par jour 2.085714 Kg  de cereale; Prière de revoir les quantités prises de ces produits. Attention ! Le prix unitaire d'achat (533.3333 Fcfa) de Riz local fumé (malo-woussou) en Kg (taille unique) est relativement élevé par rapport aux autres prix observés dans cette zone. Prière de corriger ou de confirmer avec le QG.</w:t>
+      </w:r>
+    </w:p>
+    <w:p>
+      <w:r>
+        <w:rPr>
+          <w:b/>
+          <w:color w:val="4672C4"/>
+          <w:sz w:val="22"/>
+        </w:rPr>
+        <w:t>&gt;&gt; Section12 - Actifs du menage</w:t>
+      </w:r>
+    </w:p>
+    <w:p>
+      <w:pPr>
+        <w:ind w:left="283"/>
+      </w:pPr>
+      <w:r>
+        <w:rPr>
+          <w:sz w:val="20"/>
+        </w:rPr>
+        <w:t>- Attention ! Antenne parabolique / décodeur a été achété à 25000 Fcfa est relativement élevé par rapport aux autres prix d'achat observés dans cette zone. Prière de corriger ou de confirmer avec le QG.</w:t>
       </w:r>
     </w:p>
     <w:p>
@@ -7127,6 +7316,27 @@
           <w:color w:val="4672C4"/>
           <w:sz w:val="22"/>
         </w:rPr>
+        <w:t>&gt;&gt; Section0 - Identification et renseignements de controle</w:t>
+      </w:r>
+    </w:p>
+    <w:p>
+      <w:pPr>
+        <w:ind w:left="283"/>
+      </w:pPr>
+      <w:r>
+        <w:rPr>
+          <w:sz w:val="20"/>
+        </w:rPr>
+        <w:t>- Le questionnaire semble ne pas être complètement fini mais le questionnaire est en statut complet, prière de compléter le questionnaire.</w:t>
+      </w:r>
+    </w:p>
+    <w:p>
+      <w:r>
+        <w:rPr>
+          <w:b/>
+          <w:color w:val="4672C4"/>
+          <w:sz w:val="22"/>
+        </w:rPr>
         <w:t>&gt;&gt; Section1 - Caracteristiques des membres</w:t>
       </w:r>
     </w:p>
@@ -7230,7 +7440,7 @@
         <w:rPr>
           <w:sz w:val="20"/>
         </w:rPr>
-        <w:t>- Attention ! Le prix unitaire d'achat (100 Fcfa) de Piment séché en Sachets (Petit) est relativement élevé par rapport aux autres prix observés dans cette zone. Prière de corriger ou de confirmer avec le QG. Attention ! Le prix unitaire d'achat (100 Fcfa) de Poivre en Sachets (Petit) est relativement élevé par rapport aux autres prix observés dans cette zone. Prière de corriger ou de confirmer avec le QG. Attention ! Le prix unitaire d'achat (50 Fcfa) de Ail en Gousse (Moyen) est relativement faible par rapport aux autres prix observés dans cette zone. Prière de corriger ou de confirmer avec le QG. Attention ! Le prix unitaire d'achat (50 Fcfa) de Tamarin noir en Sachets (Petit) est relativement faible par rapport aux autres prix observés dans cette zone. Prière de corriger ou de confirmer avec le QG. Avertissement!!! Le ménage a consommé 17 Pièce Moyen de Capitaine frais, cette quantité semble anormale pour une consommation des 7 derniers jours.Prière de corriger ou de confirmer avec le QG. Avertissement!!! Le ménage a consommé 7 Paquet Moyen de Thé en sachet, cette quantité semble anormale pour une consommation des 7 derniers jours.Prière de corriger ou de confirmer avec le QG. Avertissement!! le prix unitaire (100 Fcfa) de Thé en sachet (unité: Paquet) de taille Moyen est très faible ou élevé. Prière de corriger ou de confirmer avec le QG. Incohérence!! Dans ce ménage, chaque individus consomme par jour 1.232143 Kg  de cereale; Prière de revoir les quantités prises de ces produits. Le prix d'achat unitaire (310 Fcfa) de Riz local Gambiaka en Sac (50 Kg) de taille taille unique est très faible, prière de regarder les reponses prises dans les questions s07bq07a s07bq07b s07bq07c s07bq08 pour mieux corriger.</w:t>
+        <w:t>- Attention ! Le prix unitaire d'achat (100 Fcfa) de Piment séché en Sachets (Petit) est relativement élevé par rapport aux autres prix observés dans cette zone. Prière de corriger ou de confirmer avec le QG. Attention ! Le prix unitaire d'achat (100 Fcfa) de Poivre en Sachets (Petit) est relativement élevé par rapport aux autres prix observés dans cette zone. Prière de corriger ou de confirmer avec le QG. Attention ! Le prix unitaire d'achat (50 Fcfa) de Ail en Gousse (Moyen) est relativement faible par rapport aux autres prix observés dans cette zone. Prière de corriger ou de confirmer avec le QG. Attention ! Le prix unitaire d'achat (50 Fcfa) de Tamarin noir en Sachets (Petit) est relativement faible par rapport aux autres prix observés dans cette zone. Prière de corriger ou de confirmer avec le QG. Attention ! Soupçons de quantité anormale! Le ménage de TIGUIDI SALL avec une taille de 4 personnes a consommé 7 Sachets en Moyen de Lait caillé qui est relativement élevé comme consommation par rapport à la condition de vie des autres ménages de même taille dans cette zone. Prière de corriger ou de confirmer avec le QG. Avertissement!!! Le ménage a consommé 17 Pièce Moyen de Capitaine frais, cette quantité semble anormale pour une consommation des 7 derniers jours.Prière de corriger ou de confirmer avec le QG. Avertissement!!! Le ménage a consommé 7 Paquet Moyen de Thé en sachet, cette quantité semble anormale pour une consommation des 7 derniers jours.Prière de corriger ou de confirmer avec le QG. Avertissement!! le prix unitaire (100 Fcfa) de Thé en sachet (unité: Paquet) de taille Moyen est très faible ou élevé. Prière de corriger ou de confirmer avec le QG. Incohérence!! Dans ce ménage, chaque individus consomme par jour 3.633929 Kg  de cereale; Prière de revoir les quantités prises de ces produits. Le prix d'achat unitaire (310 Fcfa) de Riz local Gambiaka en Sac (50 Kg) de taille taille unique est très faible, prière de regarder les reponses prises dans les questions s07bq07a s07bq07b s07bq07c s07bq08 pour mieux corriger. Attention ! Le prix unitaire d'achat (310 Fcfa) de Riz local Gambiaka en Sac (50 Kg) (taille unique) est relativement faible par rapport aux autres prix observés dans cette zone. Prière de corriger ou de confirmer avec le QG.</w:t>
       </w:r>
     </w:p>
     <w:p>
